--- a/data/templates/Potential_Prosecution_Letter.docx
+++ b/data/templates/Potential_Prosecution_Letter.docx
@@ -394,7 +394,7 @@
         <w:t>{{attorney_name}}</w:t>
         <w:tab/>
         <w:tab/>
-        <w:t>#{{attorney_bar}}</w:t>
+        <w:t>{{attorney_bar}}</w:t>
       </w:r>
     </w:p>
     <w:p>

--- a/data/templates/Potential_Prosecution_Letter.docx
+++ b/data/templates/Potential_Prosecution_Letter.docx
@@ -516,7 +516,7 @@
         <w:tab/>
         <w:tab/>
         <w:tab/>
-        <w:t>f. {{firm_fax}}</w:t>
+        <w:t>f. </w:t>
       </w:r>
     </w:p>
     <w:p>
